--- a/backend/templates/prebuilt/modern.docx
+++ b/backend/templates/prebuilt/modern.docx
@@ -4,94 +4,287 @@
   <w:body>
     <w:p>
       <w:pPr>
+        <w:spacing w:before="0" w:after="20"/>
         <w:jc w:val="left"/>
       </w:pPr>
       <w:r>
         <w:rPr>
+          <w:rFonts w:ascii="Calibri" w:hAnsi="Calibri"/>
           <w:b/>
-          <w:color w:val="3B4FC8"/>
-          <w:sz w:val="44"/>
+          <w:i w:val="0"/>
+          <w:color w:val="2B579A"/>
+          <w:sz w:val="52"/>
         </w:rPr>
         <w:t>{{NAME}}</w:t>
       </w:r>
     </w:p>
     <w:p>
-      <w:r>
-        <w:t>{{EMAIL}}  ·  {{PHONE}}  ·  {{LOCATION}}  ·  {{LINKEDIN}}</w:t>
-      </w:r>
-    </w:p>
-    <w:p/>
-    <w:p>
+      <w:pPr>
+        <w:spacing w:before="0" w:after="40"/>
+        <w:jc w:val="left"/>
+      </w:pPr>
       <w:r>
         <w:rPr>
-          <w:b/>
-          <w:color w:val="3B4FC8"/>
-          <w:sz w:val="22"/>
+          <w:rFonts w:ascii="Calibri" w:hAnsi="Calibri"/>
+          <w:b w:val="0"/>
+          <w:i w:val="0"/>
+          <w:color w:val="0D9488"/>
+          <w:sz w:val="18"/>
         </w:rPr>
-        <w:t>Summary</w:t>
+        <w:t>{{EMAIL}}</w:t>
+      </w:r>
+      <w:r>
+        <w:rPr>
+          <w:rFonts w:ascii="Calibri" w:hAnsi="Calibri"/>
+          <w:b w:val="0"/>
+          <w:i w:val="0"/>
+          <w:color w:val="888888"/>
+          <w:sz w:val="18"/>
+        </w:rPr>
+        <w:t xml:space="preserve">  .  </w:t>
+      </w:r>
+      <w:r>
+        <w:rPr>
+          <w:rFonts w:ascii="Calibri" w:hAnsi="Calibri"/>
+          <w:b w:val="0"/>
+          <w:i w:val="0"/>
+          <w:color w:val="0D9488"/>
+          <w:sz w:val="18"/>
+        </w:rPr>
+        <w:t>{{PHONE}}</w:t>
+      </w:r>
+      <w:r>
+        <w:rPr>
+          <w:rFonts w:ascii="Calibri" w:hAnsi="Calibri"/>
+          <w:b w:val="0"/>
+          <w:i w:val="0"/>
+          <w:color w:val="888888"/>
+          <w:sz w:val="18"/>
+        </w:rPr>
+        <w:t xml:space="preserve">  .  </w:t>
+      </w:r>
+      <w:r>
+        <w:rPr>
+          <w:rFonts w:ascii="Calibri" w:hAnsi="Calibri"/>
+          <w:b w:val="0"/>
+          <w:i w:val="0"/>
+          <w:color w:val="0D9488"/>
+          <w:sz w:val="18"/>
+        </w:rPr>
+        <w:t>{{LOCATION}}</w:t>
+      </w:r>
+      <w:r>
+        <w:rPr>
+          <w:rFonts w:ascii="Calibri" w:hAnsi="Calibri"/>
+          <w:b w:val="0"/>
+          <w:i w:val="0"/>
+          <w:color w:val="888888"/>
+          <w:sz w:val="18"/>
+        </w:rPr>
+        <w:t xml:space="preserve">  .  </w:t>
+      </w:r>
+      <w:r>
+        <w:rPr>
+          <w:rFonts w:ascii="Calibri" w:hAnsi="Calibri"/>
+          <w:b w:val="0"/>
+          <w:i w:val="0"/>
+          <w:color w:val="0D9488"/>
+          <w:sz w:val="18"/>
+        </w:rPr>
+        <w:t>{{LINKEDIN}}</w:t>
+      </w:r>
+      <w:r>
+        <w:rPr>
+          <w:rFonts w:ascii="Calibri" w:hAnsi="Calibri"/>
+          <w:b w:val="0"/>
+          <w:i w:val="0"/>
+          <w:color w:val="888888"/>
+          <w:sz w:val="18"/>
+        </w:rPr>
+        <w:t xml:space="preserve">  .  </w:t>
+      </w:r>
+      <w:r>
+        <w:rPr>
+          <w:rFonts w:ascii="Calibri" w:hAnsi="Calibri"/>
+          <w:b w:val="0"/>
+          <w:i w:val="0"/>
+          <w:color w:val="0D9488"/>
+          <w:sz w:val="18"/>
+        </w:rPr>
+        <w:t>{{GITHUB}}</w:t>
       </w:r>
     </w:p>
     <w:p>
+      <w:pPr>
+        <w:spacing w:before="80" w:after="120"/>
+        <w:pBdr>
+          <w:bottom w:val="single" w:sz="16" w:space="1" w:color="2B579A"/>
+        </w:pBdr>
+      </w:pPr>
+    </w:p>
+    <w:p>
+      <w:pPr>
+        <w:spacing w:before="0" w:after="20"/>
+        <w:jc w:val="left"/>
+      </w:pPr>
       <w:r>
+        <w:rPr>
+          <w:rFonts w:ascii="Calibri" w:hAnsi="Calibri"/>
+          <w:b/>
+          <w:i w:val="0"/>
+          <w:color w:val="2B579A"/>
+          <w:sz w:val="22"/>
+        </w:rPr>
+        <w:t>Professional Summary</w:t>
+      </w:r>
+    </w:p>
+    <w:p>
+      <w:pPr>
+        <w:spacing w:before="0" w:after="60"/>
+        <w:pBdr>
+          <w:bottom w:val="single" w:sz="8" w:space="1" w:color="2B579A"/>
+        </w:pBdr>
+      </w:pPr>
+    </w:p>
+    <w:p>
+      <w:pPr>
+        <w:spacing w:before="0" w:after="200"/>
+        <w:jc w:val="left"/>
+      </w:pPr>
+      <w:r>
+        <w:rPr>
+          <w:rFonts w:ascii="Calibri" w:hAnsi="Calibri"/>
+          <w:b w:val="0"/>
+          <w:i w:val="0"/>
+          <w:color w:val="333333"/>
+          <w:sz w:val="20"/>
+        </w:rPr>
         <w:t>{{SUMMARY}}</w:t>
       </w:r>
     </w:p>
-    <w:p/>
     <w:p>
+      <w:pPr>
+        <w:spacing w:before="0" w:after="20"/>
+        <w:jc w:val="left"/>
+      </w:pPr>
       <w:r>
         <w:rPr>
+          <w:rFonts w:ascii="Calibri" w:hAnsi="Calibri"/>
           <w:b/>
-          <w:color w:val="3B4FC8"/>
+          <w:i w:val="0"/>
+          <w:color w:val="2B579A"/>
           <w:sz w:val="22"/>
         </w:rPr>
         <w:t>Experience</w:t>
       </w:r>
     </w:p>
     <w:p>
+      <w:pPr>
+        <w:spacing w:before="0" w:after="60"/>
+        <w:pBdr>
+          <w:bottom w:val="single" w:sz="8" w:space="1" w:color="2B579A"/>
+        </w:pBdr>
+      </w:pPr>
+    </w:p>
+    <w:p>
+      <w:pPr>
+        <w:spacing w:before="0" w:after="200"/>
+        <w:jc w:val="left"/>
+      </w:pPr>
       <w:r>
+        <w:rPr>
+          <w:rFonts w:ascii="Calibri" w:hAnsi="Calibri"/>
+          <w:b w:val="0"/>
+          <w:i w:val="0"/>
+          <w:color w:val="333333"/>
+          <w:sz w:val="20"/>
+        </w:rPr>
         <w:t>{{EXPERIENCE}}</w:t>
       </w:r>
     </w:p>
-    <w:p/>
     <w:p>
+      <w:pPr>
+        <w:spacing w:before="0" w:after="20"/>
+        <w:jc w:val="left"/>
+      </w:pPr>
       <w:r>
         <w:rPr>
+          <w:rFonts w:ascii="Calibri" w:hAnsi="Calibri"/>
           <w:b/>
-          <w:color w:val="3B4FC8"/>
+          <w:i w:val="0"/>
+          <w:color w:val="2B579A"/>
           <w:sz w:val="22"/>
         </w:rPr>
         <w:t>Education</w:t>
       </w:r>
     </w:p>
     <w:p>
+      <w:pPr>
+        <w:spacing w:before="0" w:after="60"/>
+        <w:pBdr>
+          <w:bottom w:val="single" w:sz="8" w:space="1" w:color="2B579A"/>
+        </w:pBdr>
+      </w:pPr>
+    </w:p>
+    <w:p>
+      <w:pPr>
+        <w:spacing w:before="0" w:after="200"/>
+        <w:jc w:val="left"/>
+      </w:pPr>
       <w:r>
+        <w:rPr>
+          <w:rFonts w:ascii="Calibri" w:hAnsi="Calibri"/>
+          <w:b w:val="0"/>
+          <w:i w:val="0"/>
+          <w:color w:val="333333"/>
+          <w:sz w:val="20"/>
+        </w:rPr>
         <w:t>{{EDUCATION}}</w:t>
       </w:r>
     </w:p>
-    <w:p/>
     <w:p>
+      <w:pPr>
+        <w:spacing w:before="0" w:after="20"/>
+        <w:jc w:val="left"/>
+      </w:pPr>
       <w:r>
         <w:rPr>
+          <w:rFonts w:ascii="Calibri" w:hAnsi="Calibri"/>
           <w:b/>
-          <w:color w:val="3B4FC8"/>
+          <w:i w:val="0"/>
+          <w:color w:val="2B579A"/>
           <w:sz w:val="22"/>
         </w:rPr>
-        <w:t>Skills</w:t>
+        <w:t>Skills &amp; Certifications</w:t>
       </w:r>
     </w:p>
     <w:p>
-      <w:r>
-        <w:t>{{SKILLS}}</w:t>
-      </w:r>
+      <w:pPr>
+        <w:spacing w:before="0" w:after="60"/>
+        <w:pBdr>
+          <w:bottom w:val="single" w:sz="8" w:space="1" w:color="2B579A"/>
+        </w:pBdr>
+      </w:pPr>
     </w:p>
     <w:p>
+      <w:pPr>
+        <w:spacing w:before="0" w:after="80"/>
+        <w:jc w:val="left"/>
+      </w:pPr>
       <w:r>
-        <w:t>{{CERTIFICATIONS}}</w:t>
+        <w:rPr>
+          <w:rFonts w:ascii="Calibri" w:hAnsi="Calibri"/>
+          <w:b w:val="0"/>
+          <w:i w:val="0"/>
+          <w:color w:val="333333"/>
+          <w:sz w:val="20"/>
+        </w:rPr>
+        <w:t>{{SECTIONS}}</w:t>
       </w:r>
     </w:p>
     <w:sectPr>
       <w:pgSz w:w="12240" w:h="15840"/>
-      <w:pgMar w:top="1440" w:right="1800" w:bottom="1440" w:left="1800" w:header="720" w:footer="720" w:gutter="0"/>
+      <w:pgMar w:top="1008" w:right="1224" w:bottom="1008" w:left="1224" w:header="720" w:footer="720" w:gutter="0"/>
       <w:cols w:space="720"/>
       <w:docGrid w:linePitch="360"/>
     </w:sectPr>
